--- a/writeup/reference.docx
+++ b/writeup/reference.docx
@@ -314,8 +314,8 @@
       </w:r>
     </w:p>
     <w:sectPr>
-      <w:pgSz w:w="11906" w:h="16838"/>
-      <w:pgMar w:top="1134" w:right="1134" w:bottom="1134" w:left="1134" w:header="567" w:footer="567" w:gutter="0"/>
+      <w:pgSz w:w="12240" w:h="15840" w:orient="portrait"/>
+      <w:pgMar w:top="1080" w:right="1080" w:bottom="1080" w:left="1080" w:header="708" w:footer="708" w:gutter="0"/>
       <w:footnotePr>
         <w:numRestart w:val="eachSect"/>
       </w:footnotePr>
@@ -487,15 +487,15 @@
   <w:docDefaults>
     <w:rPrDefault>
       <w:rPr>
-        <w:rFonts w:asciiTheme="minorHAnsi" w:eastAsiaTheme="minorEastAsia" w:hAnsiTheme="minorHAnsi" w:cstheme="minorBidi"/>
-        <w:sz w:val="24"/>
-        <w:szCs w:val="24"/>
-        <w:lang w:val="en-US" w:eastAsia="zh-CN" w:bidi="ar-SA"/>
+        <w:rFonts w:ascii="Calibri" w:hAnsi="Calibri" w:cs="Calibri" w:eastAsia="Calibri"/>
+        <w:sz w:val="22"/>
+        <w:szCs w:val="22"/>
       </w:rPr>
     </w:rPrDefault>
     <w:pPrDefault>
       <w:pPr>
-        <w:spacing w:after="110"/>
+        <w:spacing w:after="200" w:line="240" w:lineRule="auto"/>
+        <w:jc w:val="left"/>
       </w:pPr>
     </w:pPrDefault>
   </w:docDefaults>
@@ -510,7 +510,7 @@
     <w:link w:val="BodyTextChar"/>
     <w:qFormat/>
     <w:pPr>
-      <w:spacing w:before="99" w:after="99"/>
+      <w:spacing w:before="180" w:after="180"/>
     </w:pPr>
   </w:style>
   <w:style w:type="paragraph" w:customStyle="1" w:styleId="FirstParagraph">
@@ -524,7 +524,7 @@
     <w:basedOn w:val="BodyText"/>
     <w:qFormat/>
     <w:pPr>
-      <w:spacing w:before="40" w:after="40"/>
+      <w:spacing w:before="36" w:after="36"/>
     </w:pPr>
   </w:style>
   <w:style w:type="paragraph" w:styleId="Title">
@@ -536,12 +536,12 @@
     <w:qFormat/>
     <w:rsid w:val="00A10FD9"/>
     <w:pPr>
-      <w:spacing w:after="44" w:line="240" w:lineRule="auto"/>
+      <w:spacing w:after="80" w:line="240" w:lineRule="auto"/>
       <w:contextualSpacing/>
       <w:jc w:val="center"/>
     </w:pPr>
     <w:rPr>
-      <w:rFonts w:asciiTheme="majorHAnsi" w:eastAsiaTheme="majorEastAsia" w:hAnsiTheme="majorHAnsi" w:cstheme="majorBidi"/>
+      <w:rFonts w:ascii="Calibri" w:hAnsi="Calibri" w:cs="Calibri" w:eastAsia="Calibri"/>
       <w:sz w:val="56"/>
       <w:szCs w:val="56"/>
     </w:rPr>
@@ -553,7 +553,7 @@
     <w:uiPriority w:val="10"/>
     <w:rsid w:val="00A10FD9"/>
     <w:rPr>
-      <w:rFonts w:asciiTheme="majorHAnsi" w:eastAsiaTheme="majorEastAsia" w:hAnsiTheme="majorHAnsi" w:cstheme="majorBidi"/>
+      <w:rFonts w:ascii="Calibri" w:hAnsi="Calibri" w:cs="Calibri" w:eastAsia="Calibri"/>
       <w:sz w:val="56"/>
       <w:szCs w:val="56"/>
     </w:rPr>
@@ -572,7 +572,7 @@
       </w:numPr>
     </w:pPr>
     <w:rPr>
-      <w:rFonts w:eastAsiaTheme="majorEastAsia" w:cstheme="majorBidi"/>
+      <w:rFonts w:ascii="Calibri" w:hAnsi="Calibri" w:cs="Calibri" w:eastAsia="Calibri"/>
       <w:spacing w:val="15"/>
       <w:sz w:val="28"/>
       <w:szCs w:val="28"/>
@@ -585,7 +585,7 @@
     <w:uiPriority w:val="11"/>
     <w:rsid w:val="00A10FD9"/>
     <w:rPr>
-      <w:rFonts w:eastAsiaTheme="majorEastAsia" w:cstheme="majorBidi"/>
+      <w:rFonts w:ascii="Calibri" w:hAnsi="Calibri" w:cs="Calibri" w:eastAsia="Calibri"/>
       <w:color w:val="595959" w:themeColor="text1" w:themeTint="A6"/>
       <w:spacing w:val="15"/>
       <w:sz w:val="28"/>
@@ -628,7 +628,7 @@
     <w:pPr>
       <w:keepNext/>
       <w:keepLines/>
-      <w:spacing w:before="165" w:after="40"/>
+      <w:spacing w:before="300" w:after="0"/>
       <w:jc w:val="center"/>
     </w:pPr>
     <w:rPr>
@@ -645,7 +645,7 @@
     <w:pPr>
       <w:keepNext/>
       <w:keepLines/>
-      <w:spacing w:before="55" w:after="165"/>
+      <w:spacing w:before="100" w:after="300"/>
     </w:pPr>
     <w:rPr>
       <w:sz w:val="20"/>
@@ -671,44 +671,22 @@
     <w:pPr>
       <w:keepNext/>
       <w:keepLines/>
-      <w:spacing w:before="198" w:after="44"/>
+      <w:spacing w:before="200" w:after="100"/>
       <w:outlineLvl w:val="0"/>
     </w:pPr>
     <w:rPr>
-      <w:rFonts w:asciiTheme="majorHAnsi" w:eastAsiaTheme="majorEastAsia" w:hAnsiTheme="majorHAnsi" w:cstheme="majorBidi"/>
-      <w:color w:val="0F4761" w:themeColor="accent1" w:themeShade="BF"/>
-      <w:sz w:val="40"/>
-      <w:szCs w:val="40"/>
-    </w:rPr>
-  </w:style>
-  <w:style w:type="paragraph" w:styleId="Heading2">
-    <w:name w:val="heading 2"/>
-    <w:basedOn w:val="Normal"/>
-    <w:next w:val="BodyText"/>
-    <w:link w:val="Heading2Char"/>
-    <w:uiPriority w:val="9"/>
-    <w:semiHidden/>
-    <w:unhideWhenUsed/>
-    <w:qFormat/>
-    <w:rsid w:val="00A10FD9"/>
-    <w:pPr>
-      <w:keepNext/>
-      <w:keepLines/>
-      <w:spacing w:before="88" w:after="44"/>
-      <w:outlineLvl w:val="1"/>
-    </w:pPr>
-    <w:rPr>
-      <w:rFonts w:asciiTheme="majorHAnsi" w:eastAsiaTheme="majorEastAsia" w:hAnsiTheme="majorHAnsi" w:cstheme="majorBidi"/>
+      <w:b/>
+      <w:rFonts w:ascii="Calibri" w:hAnsi="Calibri" w:cs="Calibri" w:eastAsia="Calibri"/>
       <w:color w:val="0F4761" w:themeColor="accent1" w:themeShade="BF"/>
       <w:sz w:val="32"/>
       <w:szCs w:val="32"/>
     </w:rPr>
   </w:style>
-  <w:style w:type="paragraph" w:styleId="Heading3">
-    <w:name w:val="heading 3"/>
-    <w:basedOn w:val="Normal"/>
-    <w:next w:val="BodyText"/>
-    <w:link w:val="Heading3Char"/>
+  <w:style w:type="paragraph" w:styleId="Heading2">
+    <w:name w:val="heading 2"/>
+    <w:basedOn w:val="Normal"/>
+    <w:next w:val="BodyText"/>
+    <w:link w:val="Heading2Char"/>
     <w:uiPriority w:val="9"/>
     <w:semiHidden/>
     <w:unhideWhenUsed/>
@@ -717,16 +695,41 @@
     <w:pPr>
       <w:keepNext/>
       <w:keepLines/>
-      <w:spacing w:before="88" w:after="44"/>
-      <w:outlineLvl w:val="2"/>
-    </w:pPr>
-    <w:rPr>
-      <w:rFonts w:eastAsiaTheme="majorEastAsia" w:cstheme="majorBidi"/>
+      <w:spacing w:before="200" w:after="100"/>
+      <w:outlineLvl w:val="1"/>
+    </w:pPr>
+    <w:rPr>
+      <w:b/>
+      <w:rFonts w:ascii="Calibri" w:hAnsi="Calibri" w:cs="Calibri" w:eastAsia="Calibri"/>
       <w:color w:val="0F4761" w:themeColor="accent1" w:themeShade="BF"/>
       <w:sz w:val="28"/>
       <w:szCs w:val="28"/>
     </w:rPr>
   </w:style>
+  <w:style w:type="paragraph" w:styleId="Heading3">
+    <w:name w:val="heading 3"/>
+    <w:basedOn w:val="Normal"/>
+    <w:next w:val="BodyText"/>
+    <w:link w:val="Heading3Char"/>
+    <w:uiPriority w:val="9"/>
+    <w:semiHidden/>
+    <w:unhideWhenUsed/>
+    <w:qFormat/>
+    <w:rsid w:val="00A10FD9"/>
+    <w:pPr>
+      <w:keepNext/>
+      <w:keepLines/>
+      <w:spacing w:before="200" w:after="100"/>
+      <w:outlineLvl w:val="2"/>
+    </w:pPr>
+    <w:rPr>
+      <w:b/>
+      <w:rFonts w:ascii="Calibri" w:hAnsi="Calibri" w:cs="Calibri" w:eastAsia="Calibri"/>
+      <w:color w:val="0F4761" w:themeColor="accent1" w:themeShade="BF"/>
+      <w:sz w:val="24"/>
+      <w:szCs w:val="24"/>
+    </w:rPr>
+  </w:style>
   <w:style w:type="paragraph" w:styleId="Heading4">
     <w:name w:val="heading 4"/>
     <w:basedOn w:val="Normal"/>
@@ -740,11 +743,12 @@
     <w:pPr>
       <w:keepNext/>
       <w:keepLines/>
-      <w:spacing w:before="44" w:after="40"/>
+      <w:spacing w:before="200" w:after="100"/>
       <w:outlineLvl w:val="3"/>
     </w:pPr>
     <w:rPr>
-      <w:rFonts w:eastAsiaTheme="majorEastAsia" w:cstheme="majorBidi"/>
+      <w:b/>
+      <w:rFonts w:ascii="Calibri" w:hAnsi="Calibri" w:cs="Calibri" w:eastAsia="Calibri"/>
       <w:i/>
       <w:iCs/>
       <w:color w:val="0F4761" w:themeColor="accent1" w:themeShade="BF"/>
@@ -763,11 +767,12 @@
     <w:pPr>
       <w:keepNext/>
       <w:keepLines/>
-      <w:spacing w:before="44" w:after="40"/>
+      <w:spacing w:before="200" w:after="100"/>
       <w:outlineLvl w:val="4"/>
     </w:pPr>
     <w:rPr>
-      <w:rFonts w:eastAsiaTheme="majorEastAsia" w:cstheme="majorBidi"/>
+      <w:b/>
+      <w:rFonts w:ascii="Calibri" w:hAnsi="Calibri" w:cs="Calibri" w:eastAsia="Calibri"/>
       <w:color w:val="0F4761" w:themeColor="accent1" w:themeShade="BF"/>
     </w:rPr>
   </w:style>
@@ -784,11 +789,12 @@
     <w:pPr>
       <w:keepNext/>
       <w:keepLines/>
-      <w:spacing w:before="40" w:after="40"/>
+      <w:spacing w:before="200" w:after="100"/>
       <w:outlineLvl w:val="5"/>
     </w:pPr>
     <w:rPr>
-      <w:rFonts w:eastAsiaTheme="majorEastAsia" w:cstheme="majorBidi"/>
+      <w:b/>
+      <w:rFonts w:ascii="Calibri" w:hAnsi="Calibri" w:cs="Calibri" w:eastAsia="Calibri"/>
       <w:i/>
       <w:iCs/>
       <w:color w:val="595959" w:themeColor="text1" w:themeTint="A6"/>
@@ -807,11 +813,11 @@
     <w:pPr>
       <w:keepNext/>
       <w:keepLines/>
-      <w:spacing w:before="40" w:after="40"/>
+      <w:spacing w:before="40" w:after="0"/>
       <w:outlineLvl w:val="6"/>
     </w:pPr>
     <w:rPr>
-      <w:rFonts w:eastAsiaTheme="majorEastAsia" w:cstheme="majorBidi"/>
+      <w:rFonts w:ascii="Calibri" w:hAnsi="Calibri" w:cs="Calibri" w:eastAsia="Calibri"/>
       <w:color w:val="595959" w:themeColor="text1" w:themeTint="A6"/>
     </w:rPr>
   </w:style>
@@ -828,11 +834,11 @@
     <w:pPr>
       <w:keepNext/>
       <w:keepLines/>
-      <w:spacing w:after="40"/>
+      <w:spacing w:after="0"/>
       <w:outlineLvl w:val="7"/>
     </w:pPr>
     <w:rPr>
-      <w:rFonts w:eastAsiaTheme="majorEastAsia" w:cstheme="majorBidi"/>
+      <w:rFonts w:ascii="Calibri" w:hAnsi="Calibri" w:cs="Calibri" w:eastAsia="Calibri"/>
       <w:i/>
       <w:iCs/>
       <w:color w:val="272727" w:themeColor="text1" w:themeTint="D8"/>
@@ -851,11 +857,11 @@
     <w:pPr>
       <w:keepNext/>
       <w:keepLines/>
-      <w:spacing w:after="40"/>
+      <w:spacing w:after="0"/>
       <w:outlineLvl w:val="8"/>
     </w:pPr>
     <w:rPr>
-      <w:rFonts w:eastAsiaTheme="majorEastAsia" w:cstheme="majorBidi"/>
+      <w:rFonts w:ascii="Calibri" w:hAnsi="Calibri" w:cs="Calibri" w:eastAsia="Calibri"/>
       <w:color w:val="272727" w:themeColor="text1" w:themeTint="D8"/>
     </w:rPr>
   </w:style>
@@ -866,7 +872,7 @@
     <w:uiPriority w:val="9"/>
     <w:rsid w:val="00A10FD9"/>
     <w:rPr>
-      <w:rFonts w:asciiTheme="majorHAnsi" w:eastAsiaTheme="majorEastAsia" w:hAnsiTheme="majorHAnsi" w:cstheme="majorBidi"/>
+      <w:rFonts w:ascii="Calibri" w:hAnsi="Calibri" w:cs="Calibri" w:eastAsia="Calibri"/>
       <w:color w:val="0F4761" w:themeColor="accent1" w:themeShade="BF"/>
       <w:sz w:val="40"/>
       <w:szCs w:val="40"/>
@@ -880,7 +886,7 @@
     <w:semiHidden/>
     <w:rsid w:val="00A10FD9"/>
     <w:rPr>
-      <w:rFonts w:asciiTheme="majorHAnsi" w:eastAsiaTheme="majorEastAsia" w:hAnsiTheme="majorHAnsi" w:cstheme="majorBidi"/>
+      <w:rFonts w:ascii="Calibri" w:hAnsi="Calibri" w:cs="Calibri" w:eastAsia="Calibri"/>
       <w:color w:val="0F4761" w:themeColor="accent1" w:themeShade="BF"/>
       <w:sz w:val="32"/>
       <w:szCs w:val="32"/>
@@ -894,7 +900,7 @@
     <w:semiHidden/>
     <w:rsid w:val="00A10FD9"/>
     <w:rPr>
-      <w:rFonts w:eastAsiaTheme="majorEastAsia" w:cstheme="majorBidi"/>
+      <w:rFonts w:ascii="Calibri" w:hAnsi="Calibri" w:cs="Calibri" w:eastAsia="Calibri"/>
       <w:color w:val="0F4761" w:themeColor="accent1" w:themeShade="BF"/>
       <w:sz w:val="28"/>
       <w:szCs w:val="28"/>
@@ -908,7 +914,7 @@
     <w:semiHidden/>
     <w:rsid w:val="00A10FD9"/>
     <w:rPr>
-      <w:rFonts w:eastAsiaTheme="majorEastAsia" w:cstheme="majorBidi"/>
+      <w:rFonts w:ascii="Calibri" w:hAnsi="Calibri" w:cs="Calibri" w:eastAsia="Calibri"/>
       <w:i/>
       <w:iCs/>
       <w:color w:val="0F4761" w:themeColor="accent1" w:themeShade="BF"/>
@@ -922,7 +928,7 @@
     <w:semiHidden/>
     <w:rsid w:val="00A10FD9"/>
     <w:rPr>
-      <w:rFonts w:eastAsiaTheme="majorEastAsia" w:cstheme="majorBidi"/>
+      <w:rFonts w:ascii="Calibri" w:hAnsi="Calibri" w:cs="Calibri" w:eastAsia="Calibri"/>
       <w:color w:val="0F4761" w:themeColor="accent1" w:themeShade="BF"/>
     </w:rPr>
   </w:style>
@@ -934,7 +940,7 @@
     <w:semiHidden/>
     <w:rsid w:val="00A10FD9"/>
     <w:rPr>
-      <w:rFonts w:eastAsiaTheme="majorEastAsia" w:cstheme="majorBidi"/>
+      <w:rFonts w:ascii="Calibri" w:hAnsi="Calibri" w:cs="Calibri" w:eastAsia="Calibri"/>
       <w:i/>
       <w:iCs/>
       <w:color w:val="595959" w:themeColor="text1" w:themeTint="A6"/>
@@ -948,7 +954,7 @@
     <w:semiHidden/>
     <w:rsid w:val="00A10FD9"/>
     <w:rPr>
-      <w:rFonts w:eastAsiaTheme="majorEastAsia" w:cstheme="majorBidi"/>
+      <w:rFonts w:ascii="Calibri" w:hAnsi="Calibri" w:cs="Calibri" w:eastAsia="Calibri"/>
       <w:color w:val="595959" w:themeColor="text1" w:themeTint="A6"/>
     </w:rPr>
   </w:style>
@@ -960,7 +966,7 @@
     <w:semiHidden/>
     <w:rsid w:val="00A10FD9"/>
     <w:rPr>
-      <w:rFonts w:eastAsiaTheme="majorEastAsia" w:cstheme="majorBidi"/>
+      <w:rFonts w:ascii="Calibri" w:hAnsi="Calibri" w:cs="Calibri" w:eastAsia="Calibri"/>
       <w:i/>
       <w:iCs/>
       <w:color w:val="272727" w:themeColor="text1" w:themeTint="D8"/>
@@ -974,7 +980,7 @@
     <w:semiHidden/>
     <w:rsid w:val="00A10FD9"/>
     <w:rPr>
-      <w:rFonts w:eastAsiaTheme="majorEastAsia" w:cstheme="majorBidi"/>
+      <w:rFonts w:ascii="Calibri" w:hAnsi="Calibri" w:cs="Calibri" w:eastAsia="Calibri"/>
       <w:color w:val="272727" w:themeColor="text1" w:themeTint="D8"/>
     </w:rPr>
   </w:style>
@@ -986,7 +992,7 @@
     <w:unhideWhenUsed/>
     <w:qFormat/>
     <w:pPr>
-      <w:spacing w:before="55" w:after="55"/>
+      <w:spacing w:before="100" w:after="100"/>
       <w:ind w:firstLine="0" w:left="480" w:right="480"/>
     </w:pPr>
   </w:style>
@@ -1006,7 +1012,7 @@
     <w:unhideWhenUsed/>
     <w:qFormat/>
     <w:pPr>
-      <w:spacing w:before="55" w:after="55"/>
+      <w:spacing w:before="100" w:after="100"/>
       <w:ind w:firstLine="0" w:left="480" w:right="480"/>
     </w:pPr>
   </w:style>
@@ -1046,7 +1052,7 @@
     <w:pPr>
       <w:keepNext/>
       <w:keepLines/>
-      <w:spacing w:after="40"/>
+      <w:spacing w:after="0"/>
     </w:pPr>
     <w:rPr>
       <w:b/>
@@ -1061,7 +1067,7 @@
     <w:basedOn w:val="Normal"/>
     <w:link w:val="BodyTextChar"/>
     <w:pPr>
-      <w:spacing w:before="40" w:after="66"/>
+      <w:spacing w:before="0" w:after="120"/>
     </w:pPr>
     <w:rPr>
       <w:i/>
@@ -1098,7 +1104,7 @@
     <w:name w:val="Verbatim Char"/>
     <w:basedOn w:val="BodyTextChar"/>
     <w:rPr>
-      <w:rFonts w:ascii="Consolas" w:hAnsi="Consolas"/>
+      <w:rFonts w:ascii="Calibri" w:hAnsi="Calibri" w:cs="Calibri" w:eastAsia="Calibri"/>
       <w:sz w:val="22"/>
     </w:rPr>
   </w:style>
@@ -1132,7 +1138,7 @@
       <w:outlineLvl w:val="9"/>
     </w:pPr>
     <w:rPr>
-      <w:rFonts w:asciiTheme="majorHAnsi" w:eastAsiaTheme="majorEastAsia" w:hAnsiTheme="majorHAnsi" w:cstheme="majorBidi"/>
+      <w:rFonts w:ascii="Calibri" w:hAnsi="Calibri" w:cs="Calibri" w:eastAsia="Calibri"/>
       <w:b w:val="0"/>
       <w:bCs w:val="0"/>
       <w:color w:val="365F91" w:themeColor="accent1" w:themeShade="BF"/>

--- a/writeup/reference.docx
+++ b/writeup/reference.docx
@@ -314,7 +314,7 @@
       </w:r>
     </w:p>
     <w:sectPr>
-      <w:pgSz w:w="12240" w:h="15840" w:orient="portrait"/>
+      <w:pgSz w:w="11906" w:h="16838" w:orient="portrait"/>
       <w:pgMar w:top="1080" w:right="1080" w:bottom="1080" w:left="1080" w:header="708" w:footer="708" w:gutter="0"/>
       <w:footnotePr>
         <w:numRestart w:val="eachSect"/>
